--- a/word_reports/LP_0249_위치_351_Mountain_Go for Your Life.docx
+++ b/word_reports/LP_0249_위치_351_Mountain_Go for Your Life.docx
@@ -4,7 +4,7 @@
   <w:body>
     <w:p>
       <w:pPr>
-        <w:spacing w:after="280"/>
+        <w:spacing w:after="80"/>
       </w:pPr>
       <w:r>
         <w:rPr w:rFonts="맑은 고딕">
@@ -13,94 +13,47 @@
           <w:color w:val="1E3A8A"/>
           <w:sz w:val="30"/>
         </w:rPr>
-        <w:t>[351] Mountain - Go for Your Life</w:t>
+        <w:t>Mountain (산) - Go for Your Life</w:t>
       </w:r>
     </w:p>
     <w:p>
       <w:pPr>
-        <w:spacing w:after="320"/>
+        <w:spacing w:after="240"/>
       </w:pPr>
       <w:r>
         <w:rPr w:rFonts="맑은 고딕">
           <w:rFonts w:ascii="맑은 고딕" w:hAnsi="맑은 고딕" w:eastAsia="맑은 고딕"/>
           <w:b/>
-          <w:sz w:val="20"/>
+          <w:color w:val="4B5563"/>
+          <w:sz w:val="22"/>
         </w:rPr>
-        <w:t>■ 위치 : 351</w:t>
-        <w:br/>
-      </w:r>
-      <w:r>
-        <w:rPr w:rFonts="맑은 고딕">
-          <w:rFonts w:ascii="맑은 고딕" w:hAnsi="맑은 고딕" w:eastAsia="맑은 고딕"/>
-          <w:b/>
-          <w:sz w:val="20"/>
-        </w:rPr>
-        <w:t>■ 아티스트 : Mountain</w:t>
-        <w:br/>
-      </w:r>
-      <w:r>
-        <w:rPr w:rFonts="맑은 고딕">
-          <w:rFonts w:ascii="맑은 고딕" w:hAnsi="맑은 고딕" w:eastAsia="맑은 고딕"/>
-          <w:b/>
-          <w:sz w:val="20"/>
-        </w:rPr>
-        <w:t>■ 앨범명 : Go for Your Life</w:t>
-        <w:br/>
-      </w:r>
-      <w:r>
-        <w:rPr w:rFonts="맑은 고딕">
-          <w:rFonts w:ascii="맑은 고딕" w:hAnsi="맑은 고딕" w:eastAsia="맑은 고딕"/>
-          <w:b w:val="0"/>
-          <w:sz w:val="20"/>
-        </w:rPr>
-        <w:t>■ 음반 레이블 : Scotti Bros. Records</w:t>
-        <w:br/>
-      </w:r>
-      <w:r>
-        <w:rPr w:rFonts="맑은 고딕">
-          <w:rFonts w:ascii="맑은 고딕" w:hAnsi="맑은 고딕" w:eastAsia="맑은 고딕"/>
-          <w:b w:val="0"/>
-          <w:sz w:val="20"/>
-        </w:rPr>
-        <w:t>■ 발매년도 : 1985</w:t>
-        <w:br/>
-      </w:r>
-      <w:r>
-        <w:rPr w:rFonts="맑은 고딕">
-          <w:rFonts w:ascii="맑은 고딕" w:hAnsi="맑은 고딕" w:eastAsia="맑은 고딕"/>
-          <w:b w:val="0"/>
-          <w:sz w:val="20"/>
-        </w:rPr>
-        <w:t>■ 장르 : 하드 록 (Hard Rock), 아레나 록 (Arena Rock)</w:t>
-        <w:br/>
-      </w:r>
-      <w:r>
-        <w:rPr w:rFonts="맑은 고딕">
-          <w:rFonts w:ascii="맑은 고딕" w:hAnsi="맑은 고딕" w:eastAsia="맑은 고딕"/>
-          <w:b w:val="0"/>
-          <w:sz w:val="20"/>
-        </w:rPr>
-        <w:t>■ 주요 수록곡 : - Hard Times</w:t>
-        <w:br/>
+        <w:t>위치 :  351</w:t>
       </w:r>
     </w:p>
     <w:p>
       <w:pPr>
-        <w:spacing w:after="160"/>
+        <w:spacing w:line="324" w:lineRule="auto" w:before="80" w:after="160"/>
       </w:pPr>
       <w:r>
         <w:rPr w:rFonts="맑은 고딕">
           <w:rFonts w:ascii="맑은 고딕" w:hAnsi="맑은 고딕" w:eastAsia="맑은 고딕"/>
           <w:b/>
           <w:color w:val="1F2937"/>
-          <w:sz w:val="24"/>
+          <w:sz w:val="22"/>
         </w:rPr>
-        <w:t>■ 음반 해설 및 감상 가이드</w:t>
+        <w:t xml:space="preserve">[음반 소개] </w:t>
+      </w:r>
+      <w:r>
+        <w:rPr w:rFonts="맑은 고딕">
+          <w:rFonts w:ascii="맑은 고딕" w:hAnsi="맑은 고딕" w:eastAsia="맑은 고딕"/>
+          <w:b w:val="0"/>
+          <w:sz w:val="21"/>
+        </w:rPr>
       </w:r>
     </w:p>
     <w:p>
       <w:pPr>
-        <w:spacing w:line="312" w:lineRule="auto" w:after="120"/>
+        <w:spacing w:line="324" w:lineRule="auto" w:after="120"/>
       </w:pPr>
       <w:r>
         <w:rPr w:rFonts="맑은 고딕">
@@ -108,51 +61,516 @@
           <w:b w:val="0"/>
           <w:sz w:val="21"/>
         </w:rPr>
-        <w:t>1970년대 미대륙 하드 록의 정점을 찍었던 전설적인 밴드 마운틴(Mountain)이 1985년에 발표한 《Go for Your Life》는 거친 에너지와 80년대 세련된 시대 감각이 절묘하게 교차하는 의미 깊은 재결성 앨범입니다. 밴드의 주축이었던 베이시스트 펠릭스 파팔라디(Felix Pappalardi)의 비극적인 서거 이후, 위대한 기타리스트 레슬리 웨스트(Leslie West)와 천재적 드럼의 코키 레이드(Corky Laing)가 다시 손을 잡고 완성한 이 음반은 시련을 딛고 일어선 그들의 불꽃같은 음악적 집념을 증명해 냅니다.</w:t>
+        <w:t>거대한 산맥처럼 장엄하고 묵직한 하드록의 거목, 마운틴(Mountain)이 1980년대 중반의 새로운 공기 속에서 토해낸 부활의 선언과도 같은 작품입니다. 전설적인 베이시스트이자 프로듀서였던 펠릭스 파팔라디(Felix Pappalardi)의 비극적 서거라는 깊은 슬픔을 딛고, 레슬리 웨스트의 거친 포효와 코키 랭의 폭발적인 드러밍이 다시 한번 불꽃을 피워 올립니다. 웅장한 아날로그의 유산 위에 80년대 특유의 현대적이고 정교한 헤비니스 사운드를 결합하여, 세월의 풍파 속에서도 꺾이지 않는 거장의 불굴의 숨결을 여실히 증명합니다. 록 음악의 거친 야성과 정통 블루스 록의 농밀한 서정미가 교차하며, 시대를 초월한 록 스피릿의 진수를 애호가들의 가슴속에 깊이 각인시키는 명반입니다.</w:t>
       </w:r>
     </w:p>
     <w:p>
       <w:pPr>
-        <w:spacing w:line="312" w:lineRule="auto" w:after="120"/>
+        <w:spacing w:line="324" w:lineRule="auto" w:before="200" w:after="80"/>
       </w:pPr>
+      <w:r>
+        <w:rPr w:rFonts="맑은 고딕">
+          <w:rFonts w:ascii="맑은 고딕" w:hAnsi="맑은 고딕" w:eastAsia="맑은 고딕"/>
+          <w:b/>
+          <w:color w:val="1E3A8A"/>
+          <w:sz w:val="24"/>
+        </w:rPr>
+        <w:t>1. 음반 데이터</w:t>
+      </w:r>
+    </w:p>
+    <w:p>
+      <w:pPr>
+        <w:spacing w:line="324" w:lineRule="auto" w:after="80"/>
+      </w:pPr>
+      <w:r>
+        <w:rPr w:rFonts="맑은 고딕">
+          <w:rFonts w:ascii="맑은 고딕" w:hAnsi="맑은 고딕" w:eastAsia="맑은 고딕"/>
+          <w:b w:val="0"/>
+          <w:color w:val="6B7280"/>
+          <w:sz w:val="21"/>
+        </w:rPr>
+        <w:t xml:space="preserve">· </w:t>
+      </w:r>
+      <w:r>
+        <w:rPr w:rFonts="맑은 고딕">
+          <w:rFonts w:ascii="맑은 고딕" w:hAnsi="맑은 고딕" w:eastAsia="맑은 고딕"/>
+          <w:b/>
+          <w:color w:val="1F2937"/>
+          <w:sz w:val="21"/>
+        </w:rPr>
+        <w:t xml:space="preserve">앨범명: </w:t>
+      </w:r>
       <w:r>
         <w:rPr w:rFonts="맑은 고딕">
           <w:rFonts w:ascii="맑은 고딕" w:hAnsi="맑은 고딕" w:eastAsia="맑은 고딕"/>
           <w:b w:val="0"/>
           <w:sz w:val="21"/>
         </w:rPr>
-        <w:t>음악적으로 이 앨범은 70년대 마운틴 특유의 육중한 블루스 기반 하드 록 리프에 80년대 아레나 록(Arena Rock)의 선명하고 다이내믹한 사운드 프로덕션을 결합한 형태를 취합니다. 레슬리 웨스트의 시그니처라 할 수 있는 폭발적이고 선이 굵은 톤의 기타 연주와 특유의 거칠고 호소력 짙은 허스키 보컬은 여전히 음반 전체를 강력하게 압도합니다. 여기에 코키 레이드의 정교하면서도 힘 넘치는 드럼 비트와 새롭게 합류한 마크 클라크(Mark Clarke)의 탄탄한 베이스 라인이 더해져 단단하고 밀도 높은 사운드 스케이프를 형성합니다.</w:t>
+        <w:t>Go for Your Life</w:t>
       </w:r>
     </w:p>
     <w:p>
       <w:pPr>
-        <w:spacing w:line="312" w:lineRule="auto" w:after="120"/>
+        <w:spacing w:line="324" w:lineRule="auto" w:after="80"/>
       </w:pPr>
+      <w:r>
+        <w:rPr w:rFonts="맑은 고딕">
+          <w:rFonts w:ascii="맑은 고딕" w:hAnsi="맑은 고딕" w:eastAsia="맑은 고딕"/>
+          <w:b w:val="0"/>
+          <w:color w:val="6B7280"/>
+          <w:sz w:val="21"/>
+        </w:rPr>
+        <w:t xml:space="preserve">· </w:t>
+      </w:r>
+      <w:r>
+        <w:rPr w:rFonts="맑은 고딕">
+          <w:rFonts w:ascii="맑은 고딕" w:hAnsi="맑은 고딕" w:eastAsia="맑은 고딕"/>
+          <w:b/>
+          <w:color w:val="1F2937"/>
+          <w:sz w:val="21"/>
+        </w:rPr>
+        <w:t xml:space="preserve">아티스트: </w:t>
+      </w:r>
       <w:r>
         <w:rPr w:rFonts="맑은 고딕">
           <w:rFonts w:ascii="맑은 고딕" w:hAnsi="맑은 고딕" w:eastAsia="맑은 고딕"/>
           <w:b w:val="0"/>
           <w:sz w:val="21"/>
         </w:rPr>
-        <w:t>앨범의 오프닝을 장식하는 'Hard Times'는 강렬한 리프와 에너지 넘치는 전개로 밴드의 성공적인 귀환을 대외적으로 선언하는 명트랙입니다. 이어지는 'She Loves Her Rock (And Roll)'과 'Spark'는 캐치한 멜로디와 하드 록의 묵직한 질감이 조화를 이루어 당대 록 팬들의 청각을 사로잡았으며, 'Bardot Damage'와 같은 곡에서는 레슬리 웨스트의 독보적인 기타 솔로 테크닉이 절정에 달합니다.</w:t>
+        <w:t>Mountain (산)</w:t>
       </w:r>
     </w:p>
     <w:p>
       <w:pPr>
-        <w:spacing w:line="312" w:lineRule="auto" w:after="120"/>
+        <w:spacing w:line="324" w:lineRule="auto" w:after="80"/>
       </w:pPr>
+      <w:r>
+        <w:rPr w:rFonts="맑은 고딕">
+          <w:rFonts w:ascii="맑은 고딕" w:hAnsi="맑은 고딕" w:eastAsia="맑은 고딕"/>
+          <w:b w:val="0"/>
+          <w:color w:val="6B7280"/>
+          <w:sz w:val="21"/>
+        </w:rPr>
+        <w:t xml:space="preserve">· </w:t>
+      </w:r>
+      <w:r>
+        <w:rPr w:rFonts="맑은 고딕">
+          <w:rFonts w:ascii="맑은 고딕" w:hAnsi="맑은 고딕" w:eastAsia="맑은 고딕"/>
+          <w:b/>
+          <w:color w:val="1F2937"/>
+          <w:sz w:val="21"/>
+        </w:rPr>
+        <w:t xml:space="preserve">발매 정보: </w:t>
+      </w:r>
       <w:r>
         <w:rPr w:rFonts="맑은 고딕">
           <w:rFonts w:ascii="맑은 고딕" w:hAnsi="맑은 고딕" w:eastAsia="맑은 고딕"/>
           <w:b w:val="0"/>
           <w:sz w:val="21"/>
         </w:rPr>
-        <w:t>《Go for Your Life》는 70년대 록의 거장들이 시대의 흐름 속에서도 자신들의 정체성을 잃지 않고 80년대라는 새로운 옷을 정교하게 입혀낸 수작입니다. 아날로그 LP를 통해 전해지는 레슬리 웨스트의 아찔한 기타 진동과 비트의 타격감은, 클래식 록의 매력과 80년대 하드 록의 진수를 동시에 감상하고자 하는 LP 컬렉터들에게 깊은 울림과 훌륭한 감동을 선사할 것입니다.</w:t>
+        <w:t>1985년 스코티 브라더스 레코드(Scotti Bros. Records)를 통해 발매된 마운틴의 통산 다섯 번째 스튜디오 앨범으로, 1974년작 《Avalanche》 이후 무려 11년 만에 발표된 역사적인 재결합 스튜디오 복귀작입니다. 밴드의 구심점이던 펠릭스 파팔라디의 영전에 바치는 추모의 의미와 함께 80년대 하드록 씬에 던진 거장의 당당한 출사표였습니다.</w:t>
+      </w:r>
+    </w:p>
+    <w:p>
+      <w:pPr>
+        <w:spacing w:line="324" w:lineRule="auto" w:after="80"/>
+      </w:pPr>
+      <w:r>
+        <w:rPr w:rFonts="맑은 고딕">
+          <w:rFonts w:ascii="맑은 고딕" w:hAnsi="맑은 고딕" w:eastAsia="맑은 고딕"/>
+          <w:b w:val="0"/>
+          <w:color w:val="6B7280"/>
+          <w:sz w:val="21"/>
+        </w:rPr>
+        <w:t xml:space="preserve">· </w:t>
+      </w:r>
+      <w:r>
+        <w:rPr w:rFonts="맑은 고딕">
+          <w:rFonts w:ascii="맑은 고딕" w:hAnsi="맑은 고딕" w:eastAsia="맑은 고딕"/>
+          <w:b/>
+          <w:color w:val="1F2937"/>
+          <w:sz w:val="21"/>
+        </w:rPr>
+        <w:t xml:space="preserve">LP 인기도(판매량): </w:t>
+      </w:r>
+      <w:r>
+        <w:rPr w:rFonts="맑은 고딕">
+          <w:rFonts w:ascii="맑은 고딕" w:hAnsi="맑은 고딕" w:eastAsia="맑은 고딕"/>
+          <w:b w:val="0"/>
+          <w:sz w:val="21"/>
+        </w:rPr>
+        <w:t>발매 직후 빌보드 200 앨범 차트 166위에 진입하였으며, 빌보드 메인스트림 록 트랙 차트에서 싱글 "Hard Times"가 38위에 오르며 클래식 록 팬들과 신세대 헤비메탈 마니아 양측으로부터 큰 주목과 견고한 지지를 받았습니다.</w:t>
+      </w:r>
+    </w:p>
+    <w:p>
+      <w:pPr>
+        <w:spacing w:line="324" w:lineRule="auto" w:after="80"/>
+      </w:pPr>
+      <w:r>
+        <w:rPr w:rFonts="맑은 고딕">
+          <w:rFonts w:ascii="맑은 고딕" w:hAnsi="맑은 고딕" w:eastAsia="맑은 고딕"/>
+          <w:b w:val="0"/>
+          <w:color w:val="6B7280"/>
+          <w:sz w:val="21"/>
+        </w:rPr>
+        <w:t xml:space="preserve">· </w:t>
+      </w:r>
+      <w:r>
+        <w:rPr w:rFonts="맑은 고딕">
+          <w:rFonts w:ascii="맑은 고딕" w:hAnsi="맑은 고딕" w:eastAsia="맑은 고딕"/>
+          <w:b/>
+          <w:color w:val="1F2937"/>
+          <w:sz w:val="21"/>
+        </w:rPr>
+        <w:t xml:space="preserve">각종 수상경력: </w:t>
+      </w:r>
+      <w:r>
+        <w:rPr w:rFonts="맑은 고딕">
+          <w:rFonts w:ascii="맑은 고딕" w:hAnsi="맑은 고딕" w:eastAsia="맑은 고딕"/>
+          <w:b w:val="0"/>
+          <w:sz w:val="21"/>
+        </w:rPr>
+        <w:t>대형 상업 시상식의 트로피를 전면에 내세우기보다, 미국 록 음악사에서 헤비메탈의 태동을 이끈 개척자로서의 위상을 재확인받으며 《Kerrang!》과 《Circus》 등 권위 있는 록 전문 매체들로부터 '하드록의 거장이 선보인 완벽하고 진중한 귀환'이라는 극찬을 받았습니다.</w:t>
+      </w:r>
+    </w:p>
+    <w:p>
+      <w:pPr>
+        <w:spacing w:line="324" w:lineRule="auto" w:before="200" w:after="80"/>
+      </w:pPr>
+      <w:r>
+        <w:rPr w:rFonts="맑은 고딕">
+          <w:rFonts w:ascii="맑은 고딕" w:hAnsi="맑은 고딕" w:eastAsia="맑은 고딕"/>
+          <w:b/>
+          <w:color w:val="1E3A8A"/>
+          <w:sz w:val="24"/>
+        </w:rPr>
+        <w:t>2. 아티스트 정보</w:t>
+      </w:r>
+    </w:p>
+    <w:p>
+      <w:pPr>
+        <w:spacing w:line="324" w:lineRule="auto" w:after="80"/>
+      </w:pPr>
+      <w:r>
+        <w:rPr w:rFonts="맑은 고딕">
+          <w:rFonts w:ascii="맑은 고딕" w:hAnsi="맑은 고딕" w:eastAsia="맑은 고딕"/>
+          <w:b w:val="0"/>
+          <w:color w:val="6B7280"/>
+          <w:sz w:val="21"/>
+        </w:rPr>
+        <w:t xml:space="preserve">· </w:t>
+      </w:r>
+      <w:r>
+        <w:rPr w:rFonts="맑은 고딕">
+          <w:rFonts w:ascii="맑은 고딕" w:hAnsi="맑은 고딕" w:eastAsia="맑은 고딕"/>
+          <w:b/>
+          <w:color w:val="1F2937"/>
+          <w:sz w:val="21"/>
+        </w:rPr>
+        <w:t xml:space="preserve">국적: </w:t>
+      </w:r>
+      <w:r>
+        <w:rPr w:rFonts="맑은 고딕">
+          <w:rFonts w:ascii="맑은 고딕" w:hAnsi="맑은 고딕" w:eastAsia="맑은 고딕"/>
+          <w:b w:val="0"/>
+          <w:sz w:val="21"/>
+        </w:rPr>
+        <w:t>미국 (United States)</w:t>
+      </w:r>
+    </w:p>
+    <w:p>
+      <w:pPr>
+        <w:spacing w:line="324" w:lineRule="auto" w:after="80"/>
+      </w:pPr>
+      <w:r>
+        <w:rPr w:rFonts="맑은 고딕">
+          <w:rFonts w:ascii="맑은 고딕" w:hAnsi="맑은 고딕" w:eastAsia="맑은 고딕"/>
+          <w:b w:val="0"/>
+          <w:color w:val="6B7280"/>
+          <w:sz w:val="21"/>
+        </w:rPr>
+        <w:t xml:space="preserve">· </w:t>
+      </w:r>
+      <w:r>
+        <w:rPr w:rFonts="맑은 고딕">
+          <w:rFonts w:ascii="맑은 고딕" w:hAnsi="맑은 고딕" w:eastAsia="맑은 고딕"/>
+          <w:b/>
+          <w:color w:val="1F2937"/>
+          <w:sz w:val="21"/>
+        </w:rPr>
+        <w:t xml:space="preserve">생몰년도: </w:t>
+      </w:r>
+      <w:r>
+        <w:rPr w:rFonts="맑은 고딕">
+          <w:rFonts w:ascii="맑은 고딕" w:hAnsi="맑은 고딕" w:eastAsia="맑은 고딕"/>
+          <w:b w:val="0"/>
+          <w:sz w:val="21"/>
+        </w:rPr>
+        <w:t>1969년 결성 (레슬리 웨스트: 1945~2020, 코키 랭: 1948~현재)</w:t>
+      </w:r>
+    </w:p>
+    <w:p>
+      <w:pPr>
+        <w:spacing w:line="324" w:lineRule="auto" w:after="80"/>
+      </w:pPr>
+      <w:r>
+        <w:rPr w:rFonts="맑은 고딕">
+          <w:rFonts w:ascii="맑은 고딕" w:hAnsi="맑은 고딕" w:eastAsia="맑은 고딕"/>
+          <w:b w:val="0"/>
+          <w:color w:val="6B7280"/>
+          <w:sz w:val="21"/>
+        </w:rPr>
+        <w:t xml:space="preserve">· </w:t>
+      </w:r>
+      <w:r>
+        <w:rPr w:rFonts="맑은 고딕">
+          <w:rFonts w:ascii="맑은 고딕" w:hAnsi="맑은 고딕" w:eastAsia="맑은 고딕"/>
+          <w:b/>
+          <w:color w:val="1F2937"/>
+          <w:sz w:val="21"/>
+        </w:rPr>
+        <w:t xml:space="preserve">그룹 소속: </w:t>
+      </w:r>
+      <w:r>
+        <w:rPr w:rFonts="맑은 고딕">
+          <w:rFonts w:ascii="맑은 고딕" w:hAnsi="맑은 고딕" w:eastAsia="맑은 고딕"/>
+          <w:b w:val="0"/>
+          <w:sz w:val="21"/>
+        </w:rPr>
+        <w:t>그룹 (하드록/블루스 록 파워 트리오)</w:t>
+      </w:r>
+    </w:p>
+    <w:p>
+      <w:pPr>
+        <w:spacing w:line="324" w:lineRule="auto" w:after="80"/>
+      </w:pPr>
+      <w:r>
+        <w:rPr w:rFonts="맑은 고딕">
+          <w:rFonts w:ascii="맑은 고딕" w:hAnsi="맑은 고딕" w:eastAsia="맑은 고딕"/>
+          <w:b w:val="0"/>
+          <w:color w:val="6B7280"/>
+          <w:sz w:val="21"/>
+        </w:rPr>
+        <w:t xml:space="preserve">· </w:t>
+      </w:r>
+      <w:r>
+        <w:rPr w:rFonts="맑은 고딕">
+          <w:rFonts w:ascii="맑은 고딕" w:hAnsi="맑은 고딕" w:eastAsia="맑은 고딕"/>
+          <w:b/>
+          <w:color w:val="1F2937"/>
+          <w:sz w:val="21"/>
+        </w:rPr>
+        <w:t xml:space="preserve">아티스트 소개: </w:t>
+      </w:r>
+      <w:r>
+        <w:rPr w:rFonts="맑은 고딕">
+          <w:rFonts w:ascii="맑은 고딕" w:hAnsi="맑은 고딕" w:eastAsia="맑은 고딕"/>
+          <w:b w:val="0"/>
+          <w:sz w:val="21"/>
+        </w:rPr>
+        <w:t>'Mississippi Queen'이라는 불멸의 찬가로 우드스탁 페스티벌의 전설이 된 마운틴은 크림(Cream)의 사운드를 미국적 스케일로 계승하고 발전시킨 전설적인 블루스 하드록 밴드입니다. 기타리스트 레슬리 웨스트의 묵직하면서도 흐느끼는 듯한 깁슨 레스폴 주법과 코키 랭의 다이내믹한 리듬 섹션은 훗날 헤비메탈과 스토너 록 탄생에 지대한 영향을 미쳤습니다.</w:t>
+      </w:r>
+    </w:p>
+    <w:p>
+      <w:pPr>
+        <w:spacing w:line="324" w:lineRule="auto" w:before="200" w:after="80"/>
+      </w:pPr>
+      <w:r>
+        <w:rPr w:rFonts="맑은 고딕">
+          <w:rFonts w:ascii="맑은 고딕" w:hAnsi="맑은 고딕" w:eastAsia="맑은 고딕"/>
+          <w:b/>
+          <w:color w:val="1E3A8A"/>
+          <w:sz w:val="24"/>
+        </w:rPr>
+        <w:t>3. 음반 상세 분석</w:t>
+      </w:r>
+    </w:p>
+    <w:p>
+      <w:pPr>
+        <w:spacing w:line="324" w:lineRule="auto" w:after="80"/>
+      </w:pPr>
+      <w:r>
+        <w:rPr w:rFonts="맑은 고딕">
+          <w:rFonts w:ascii="맑은 고딕" w:hAnsi="맑은 고딕" w:eastAsia="맑은 고딕"/>
+          <w:b w:val="0"/>
+          <w:color w:val="6B7280"/>
+          <w:sz w:val="21"/>
+        </w:rPr>
+        <w:t xml:space="preserve">· </w:t>
+      </w:r>
+      <w:r>
+        <w:rPr w:rFonts="맑은 고딕">
+          <w:rFonts w:ascii="맑은 고딕" w:hAnsi="맑은 고딕" w:eastAsia="맑은 고딕"/>
+          <w:b/>
+          <w:color w:val="1F2937"/>
+          <w:sz w:val="21"/>
+        </w:rPr>
+        <w:t xml:space="preserve">역사적 위치: </w:t>
+      </w:r>
+      <w:r>
+        <w:rPr w:rFonts="맑은 고딕">
+          <w:rFonts w:ascii="맑은 고딕" w:hAnsi="맑은 고딕" w:eastAsia="맑은 고딕"/>
+          <w:b w:val="0"/>
+          <w:sz w:val="21"/>
+        </w:rPr>
+        <w:t>본 작은 1970년대 묵직한 오리지널 하드록의 거친 숨결과 1980년대 글램 메탈 및 아레나 록의 세련된 프로덕션이 절묘한 접점을 이룬 앨범입니다. 과거의 유산에 안주하지 않고 콜로세움 투어의 베이시스트였던 마크 클라크(Mark Clarke)를 영입해 3인조 파워 트리오 체제를 확립함으로써, 정통 블루스 록의 본질을 잃지 않으면서도 80년대 모던 록 사운드를 훌륭히 수용해 낸 완성도 높은 앨범으로 평가받습니다.</w:t>
+      </w:r>
+    </w:p>
+    <w:p>
+      <w:pPr>
+        <w:spacing w:line="324" w:lineRule="auto" w:after="80"/>
+      </w:pPr>
+      <w:r>
+        <w:rPr w:rFonts="맑은 고딕">
+          <w:rFonts w:ascii="맑은 고딕" w:hAnsi="맑은 고딕" w:eastAsia="맑은 고딕"/>
+          <w:b w:val="0"/>
+          <w:color w:val="6B7280"/>
+          <w:sz w:val="21"/>
+        </w:rPr>
+        <w:t xml:space="preserve">· </w:t>
+      </w:r>
+      <w:r>
+        <w:rPr w:rFonts="맑은 고딕">
+          <w:rFonts w:ascii="맑은 고딕" w:hAnsi="맑은 고딕" w:eastAsia="맑은 고딕"/>
+          <w:b/>
+          <w:color w:val="1F2937"/>
+          <w:sz w:val="21"/>
+        </w:rPr>
+        <w:t xml:space="preserve">시대의 흔적(스토리텔링): </w:t>
+      </w:r>
+      <w:r>
+        <w:rPr w:rFonts="맑은 고딕">
+          <w:rFonts w:ascii="맑은 고딕" w:hAnsi="맑은 고딕" w:eastAsia="맑은 고딕"/>
+          <w:b w:val="0"/>
+          <w:sz w:val="21"/>
+        </w:rPr>
+        <w:t>MTV가 지배하고 화려한 비주얼 록이 득세하던 1985년, 산전수전을 겪은 노장 록커들이 오직 순수한 사운드와 진정성으로 정면 승부한 낭만적 기록입니다. 차가운 디지털 신디사이저의 물결 속에서도 청춘의 방황과 록에 대한 불타는 열정을 진솔하게 노래하며, 당시 록 키즈들에게 아날로그 거인들이 뿜어내는 농익은 연륜의 전율을 선사했습니다.</w:t>
+      </w:r>
+    </w:p>
+    <w:p>
+      <w:pPr>
+        <w:spacing w:line="324" w:lineRule="auto" w:before="200" w:after="80"/>
+      </w:pPr>
+      <w:r>
+        <w:rPr w:rFonts="맑은 고딕">
+          <w:rFonts w:ascii="맑은 고딕" w:hAnsi="맑은 고딕" w:eastAsia="맑은 고딕"/>
+          <w:b/>
+          <w:color w:val="1E3A8A"/>
+          <w:sz w:val="24"/>
+        </w:rPr>
+        <w:t>4. 주요 수록곡 및 감상 제언</w:t>
+      </w:r>
+    </w:p>
+    <w:p>
+      <w:pPr>
+        <w:spacing w:line="324" w:lineRule="auto" w:after="80"/>
+      </w:pPr>
+      <w:r>
+        <w:rPr w:rFonts="맑은 고딕">
+          <w:rFonts w:ascii="맑은 고딕" w:hAnsi="맑은 고딕" w:eastAsia="맑은 고딕"/>
+          <w:b w:val="0"/>
+          <w:color w:val="6B7280"/>
+          <w:sz w:val="21"/>
+        </w:rPr>
+        <w:t xml:space="preserve">· </w:t>
+      </w:r>
+      <w:r>
+        <w:rPr w:rFonts="맑은 고딕">
+          <w:rFonts w:ascii="맑은 고딕" w:hAnsi="맑은 고딕" w:eastAsia="맑은 고딕"/>
+          <w:b/>
+          <w:color w:val="1F2937"/>
+          <w:sz w:val="21"/>
+        </w:rPr>
+        <w:t xml:space="preserve">주요 수록곡 특징: </w:t>
+      </w:r>
+      <w:r>
+        <w:rPr w:rFonts="맑은 고딕">
+          <w:rFonts w:ascii="맑은 고딕" w:hAnsi="맑은 고딕" w:eastAsia="맑은 고딕"/>
+          <w:b w:val="0"/>
+          <w:sz w:val="21"/>
+        </w:rPr>
+        <w:t>박진감 넘치는 기타 리프와 레슬리 웨스트의 원초적인 샤우팅이 압권인 첫 트랙 "Hard Times"를 필두로, 멜로디의 아름다움과 서정적인 록 발라드의 품격을 보여주는 "Spark", 그리고 밴드의 초기 대표작을 현대적인 에너지로 재해석하여 묵직한 그루브를 뿜어내는 "Blood of the Sun" 등은 앨범 전체를 관통하는 음악적 백미입니다.</w:t>
+      </w:r>
+    </w:p>
+    <w:p>
+      <w:pPr>
+        <w:spacing w:line="324" w:lineRule="auto" w:after="80"/>
+      </w:pPr>
+      <w:r>
+        <w:rPr w:rFonts="맑은 고딕">
+          <w:rFonts w:ascii="맑은 고딕" w:hAnsi="맑은 고딕" w:eastAsia="맑은 고딕"/>
+          <w:b w:val="0"/>
+          <w:color w:val="6B7280"/>
+          <w:sz w:val="21"/>
+        </w:rPr>
+        <w:t xml:space="preserve">· </w:t>
+      </w:r>
+      <w:r>
+        <w:rPr w:rFonts="맑은 고딕">
+          <w:rFonts w:ascii="맑은 고딕" w:hAnsi="맑은 고딕" w:eastAsia="맑은 고딕"/>
+          <w:b/>
+          <w:color w:val="1F2937"/>
+          <w:sz w:val="21"/>
+        </w:rPr>
+        <w:t xml:space="preserve">빈티지 감상 제언: </w:t>
+      </w:r>
+      <w:r>
+        <w:rPr w:rFonts="맑은 고딕">
+          <w:rFonts w:ascii="맑은 고딕" w:hAnsi="맑은 고딕" w:eastAsia="맑은 고딕"/>
+          <w:b w:val="0"/>
+          <w:sz w:val="21"/>
+        </w:rPr>
+        <w:t>이 음반의 LP는 진공관 앰프의 온기와 턴테이블의 아날로그 바늘 끝에서 비로소 제 생명력을 온전히 드러냅니다. 레슬리 웨스트가 레스폴 주니어 기타와 마샬 앰프로 빚어낸 두텁고 찌르는 듯한 오버드라이브 톤과 코키 랭의 날카롭고 육중한 스네어 타격감은 디지털 음원에서는 결코 체감할 수 없는 공간감과 물리적 진동의 희열을 안겨줍니다.</w:t>
+      </w:r>
+    </w:p>
+    <w:p>
+      <w:pPr>
+        <w:spacing w:line="324" w:lineRule="auto" w:after="80"/>
+      </w:pPr>
+      <w:r>
+        <w:rPr w:rFonts="맑은 고딕">
+          <w:rFonts w:ascii="맑은 고딕" w:hAnsi="맑은 고딕" w:eastAsia="맑은 고딕"/>
+          <w:b w:val="0"/>
+          <w:color w:val="6B7280"/>
+          <w:sz w:val="21"/>
+        </w:rPr>
+        <w:t xml:space="preserve">· </w:t>
+      </w:r>
+      <w:r>
+        <w:rPr w:rFonts="맑은 고딕">
+          <w:rFonts w:ascii="맑은 고딕" w:hAnsi="맑은 고딕" w:eastAsia="맑은 고딕"/>
+          <w:b/>
+          <w:color w:val="1F2937"/>
+          <w:sz w:val="21"/>
+        </w:rPr>
+        <w:t xml:space="preserve">소장 가치: </w:t>
+      </w:r>
+      <w:r>
+        <w:rPr w:rFonts="맑은 고딕">
+          <w:rFonts w:ascii="맑은 고딕" w:hAnsi="맑은 고딕" w:eastAsia="맑은 고딕"/>
+          <w:b w:val="0"/>
+          <w:sz w:val="21"/>
+        </w:rPr>
+        <w:t>마운틴의 80년대 유일한 스튜디오 음반이자, 원년 멤버들의 뜨거운 화학작용이 마지막으로 찬란하게 빛난 순간을 담은 귀중한 흑판입니다. 70년대 하드록과 80년대 메탈 사운드의 과도기적 가교를 증명하는 역사적 사료이자, LP 고유의 풍성한 질감을 사랑하는 정통 록 수집가라면 반드시 서가에 꽂아두어야 할 명반입니다.</w:t>
+      </w:r>
+    </w:p>
+    <w:p>
+      <w:pPr>
+        <w:spacing w:line="324" w:lineRule="auto" w:after="120" w:before="160"/>
+      </w:pPr>
+      <w:r>
+        <w:rPr w:rFonts="맑은 고딕">
+          <w:rFonts w:ascii="맑은 고딕" w:hAnsi="맑은 고딕" w:eastAsia="맑은 고딕"/>
+          <w:b/>
+          <w:color w:val="4338CA"/>
+          <w:sz w:val="21"/>
+        </w:rPr>
+        <w:t>이 음반을 통해 세월의 풍파를 딛고 우뚝 솟은 거대한 산맥처럼, 진정한 록의 거장들이 아날로그 그루브 속에 새겨 넣은 뜨거운 영혼의 울림이 전해주는 감동을 다시 한번 경험해 보시는 것은 어떨까요?</w:t>
       </w:r>
     </w:p>
     <w:sectPr>
       <w:pgSz w:w="12240" w:h="15840"/>
-      <w:pgMar w:top="1440" w:right="1440" w:bottom="1440" w:left="1440" w:header="720" w:footer="720" w:gutter="0"/>
+      <w:pgMar w:top="1152" w:right="1296" w:bottom="1152" w:left="1296" w:header="720" w:footer="720" w:gutter="0"/>
       <w:cols w:space="720"/>
       <w:docGrid w:linePitch="360"/>
     </w:sectPr>

--- a/word_reports/LP_0249_위치_351_Mountain_Go for Your Life.docx
+++ b/word_reports/LP_0249_위치_351_Mountain_Go for Your Life.docx
@@ -32,7 +32,7 @@
     </w:p>
     <w:p>
       <w:pPr>
-        <w:spacing w:line="324" w:lineRule="auto" w:before="80" w:after="160"/>
+        <w:spacing w:line="324" w:lineRule="auto" w:before="80" w:after="120"/>
       </w:pPr>
       <w:r>
         <w:rPr w:rFonts="맑은 고딕">
@@ -42,13 +42,6 @@
           <w:sz w:val="22"/>
         </w:rPr>
         <w:t xml:space="preserve">[음반 소개] </w:t>
-      </w:r>
-      <w:r>
-        <w:rPr w:rFonts="맑은 고딕">
-          <w:rFonts w:ascii="맑은 고딕" w:hAnsi="맑은 고딕" w:eastAsia="맑은 고딕"/>
-          <w:b w:val="0"/>
-          <w:sz w:val="21"/>
-        </w:rPr>
       </w:r>
     </w:p>
     <w:p>
@@ -61,7 +54,33 @@
           <w:b w:val="0"/>
           <w:sz w:val="21"/>
         </w:rPr>
-        <w:t>거대한 산맥처럼 장엄하고 묵직한 하드록의 거목, 마운틴(Mountain)이 1980년대 중반의 새로운 공기 속에서 토해낸 부활의 선언과도 같은 작품입니다. 전설적인 베이시스트이자 프로듀서였던 펠릭스 파팔라디(Felix Pappalardi)의 비극적 서거라는 깊은 슬픔을 딛고, 레슬리 웨스트의 거친 포효와 코키 랭의 폭발적인 드러밍이 다시 한번 불꽃을 피워 올립니다. 웅장한 아날로그의 유산 위에 80년대 특유의 현대적이고 정교한 헤비니스 사운드를 결합하여, 세월의 풍파 속에서도 꺾이지 않는 거장의 불굴의 숨결을 여실히 증명합니다. 록 음악의 거친 야성과 정통 블루스 록의 농밀한 서정미가 교차하며, 시대를 초월한 록 스피릿의 진수를 애호가들의 가슴속에 깊이 각인시키는 명반입니다.</w:t>
+        <w:t>1960년대 말, 블루스 록의 폭발적인 에너지를 바탕으로 헤비 록의 새로운 지평을 열었던 마운틴(Mountain)은 이름 그대로 거대한 산맥처럼 대중음악사에 굵직한 궤적을 남긴 전설적인 밴드입니다. 1985년 세상에 나온 [Go for Your Life]는 밴드의 중추적 음악 감독이자 프로듀서였던 펠릭스 파팔라디(Felix Pappalardi)가 1983년 비극적으로 세상을 떠난 후, 기타의 거인 레슬리 웨스트(Leslie West)와 드러머 코키 랭(Corky Laing)이 그의 영전에 바치는 깊은 애도와 불굴의 음악적 의지를 담아 완성한 뜻깊은 부활의 선언문입니다.</w:t>
+      </w:r>
+    </w:p>
+    <w:p>
+      <w:pPr>
+        <w:spacing w:line="324" w:lineRule="auto" w:after="120"/>
+      </w:pPr>
+      <w:r>
+        <w:rPr w:rFonts="맑은 고딕">
+          <w:rFonts w:ascii="맑은 고딕" w:hAnsi="맑은 고딕" w:eastAsia="맑은 고딕"/>
+          <w:b w:val="0"/>
+          <w:sz w:val="21"/>
+        </w:rPr>
+        <w:t>이 앨범은 1980년대 중반을 풍미하던 세련된 아레나 록과 뉴웨이브의 음향적 기조를 수용하면서도, 마운틴 고유의 육중하고 진득한 아메리칸 하드록의 정체성을 잃지 않은 수작입니다. 레슬리 웨스트는 특유의 거대하고 기름진 톤(The Great Fatter Tone)과 가슴을 저미는 비브라토를 앞세워, 화려함 뒤에 가려지기 쉬운 록 스피릿의 본질을 거칠면서도 절제된 필치로 증명해 보였습니다. 유리야 힙(Uriah Heep) 출신의 베이시스트 마크 클라크(Mark Clarke)의 탄탄한 조력과 코키 랭의 폭발적인 드러밍은 고인이 된 파팔라디의 빈자리를 묵직한 음악적 결속력으로 메워냅니다.</w:t>
+      </w:r>
+    </w:p>
+    <w:p>
+      <w:pPr>
+        <w:spacing w:line="324" w:lineRule="auto" w:after="120"/>
+      </w:pPr>
+      <w:r>
+        <w:rPr w:rFonts="맑은 고딕">
+          <w:rFonts w:ascii="맑은 고딕" w:hAnsi="맑은 고딕" w:eastAsia="맑은 고딕"/>
+          <w:b w:val="0"/>
+          <w:sz w:val="21"/>
+        </w:rPr>
+        <w:t>상업적 유행에 타협하기보다 시대의 파고 속에서 자신들의 존재 이유를 치열하게 모색했던 거장들의 숨결은 앨범 전체를 관통하며 묵직한 페이소스를 낳습니다. 단순한 재결성 이벤트를 넘어, 상실의 아픔을 음악적 생명력으로 승화시킨 이들의 태도는 시대를 초월하여 오늘날의 리스너들에게도 깊은 울림을 전합니다. 특히 아날로그 바이닐의 소리골을 통해 흘러나오는 농밀한 기타 울림과 심장 박동 같은 리듬은, 그 시절 록 음악이 지녔던 뜨거운 온기와 낭만을 고스란히 복원해 냅니다.</w:t>
       </w:r>
     </w:p>
     <w:p>
@@ -168,7 +187,7 @@
           <w:b w:val="0"/>
           <w:sz w:val="21"/>
         </w:rPr>
-        <w:t>1985년 스코티 브라더스 레코드(Scotti Bros. Records)를 통해 발매된 마운틴의 통산 다섯 번째 스튜디오 앨범으로, 1974년작 《Avalanche》 이후 무려 11년 만에 발표된 역사적인 재결합 스튜디오 복귀작입니다. 밴드의 구심점이던 펠릭스 파팔라디의 영전에 바치는 추모의 의미와 함께 80년대 하드록 씬에 던진 거장의 당당한 출사표였습니다.</w:t>
+        <w:t>1985년 Scotti Brothers 레코드를 통해 발매된 마운틴의 통산 다섯 번째 정규 스튜디오 앨범입니다. 원년 멤버 펠릭스 파팔라디의 사후 재결성하여 그를 추모하고 밴드의 음악적 건재함을 알리기 위해 제작되었습니다.</w:t>
       </w:r>
     </w:p>
     <w:p>
@@ -199,7 +218,7 @@
           <w:b w:val="0"/>
           <w:sz w:val="21"/>
         </w:rPr>
-        <w:t>발매 직후 빌보드 200 앨범 차트 166위에 진입하였으며, 빌보드 메인스트림 록 트랙 차트에서 싱글 "Hard Times"가 38위에 오르며 클래식 록 팬들과 신세대 헤비메탈 마니아 양측으로부터 큰 주목과 견고한 지지를 받았습니다.</w:t>
+        <w:t>발매 직후 빌보드 200 앨범 차트 166위에 오르며 80년대 하드록 씬의 거대한 변화 속에서도 클래식 록 팬들과 오디오파일들의 확고한 지지를 받았습니다.</w:t>
       </w:r>
     </w:p>
     <w:p>
@@ -230,7 +249,7 @@
           <w:b w:val="0"/>
           <w:sz w:val="21"/>
         </w:rPr>
-        <w:t>대형 상업 시상식의 트로피를 전면에 내세우기보다, 미국 록 음악사에서 헤비메탈의 태동을 이끈 개척자로서의 위상을 재확인받으며 《Kerrang!》과 《Circus》 등 권위 있는 록 전문 매체들로부터 '하드록의 거장이 선보인 완벽하고 진중한 귀환'이라는 극찬을 받았습니다.</w:t>
+        <w:t>화려한 트로피 대신, 록 음악계 역사상 가장 독창적인 톤 마스터로 꼽히는 레슬리 웨스트의 연주력과 거장의 품격을 재확인시킨 수작으로 록 저널리즘의 진중한 호평을 받았습니다.</w:t>
       </w:r>
     </w:p>
     <w:p>
@@ -275,7 +294,7 @@
           <w:b w:val="0"/>
           <w:sz w:val="21"/>
         </w:rPr>
-        <w:t>미국 (United States)</w:t>
+        <w:t>미국</w:t>
       </w:r>
     </w:p>
     <w:p>
@@ -306,7 +325,7 @@
           <w:b w:val="0"/>
           <w:sz w:val="21"/>
         </w:rPr>
-        <w:t>1969년 결성 (레슬리 웨스트: 1945~2020, 코키 랭: 1948~현재)</w:t>
+        <w:t>1969년 결성 (레슬리 웨스트: 1945~2020 / 펠릭스 파팔라디: 1939~1983)</w:t>
       </w:r>
     </w:p>
     <w:p>
@@ -337,7 +356,7 @@
           <w:b w:val="0"/>
           <w:sz w:val="21"/>
         </w:rPr>
-        <w:t>그룹 (하드록/블루스 록 파워 트리오)</w:t>
+        <w:t>록 밴드 (트리오 구성)</w:t>
       </w:r>
     </w:p>
     <w:p>
@@ -368,7 +387,7 @@
           <w:b w:val="0"/>
           <w:sz w:val="21"/>
         </w:rPr>
-        <w:t>'Mississippi Queen'이라는 불멸의 찬가로 우드스탁 페스티벌의 전설이 된 마운틴은 크림(Cream)의 사운드를 미국적 스케일로 계승하고 발전시킨 전설적인 블루스 하드록 밴드입니다. 기타리스트 레슬리 웨스트의 묵직하면서도 흐느끼는 듯한 깁슨 레스폴 주법과 코키 랭의 다이내믹한 리듬 섹션은 훗날 헤비메탈과 스토너 록 탄생에 지대한 영향을 미쳤습니다.</w:t>
+        <w:t>우드스탁 페스티벌의 전설적 주역이자 크림(Cream)의 헤비 블루스를 미국적 감성으로 재해석한 하드록의 시조격 밴드입니다. 레슬리 웨스트의 독보적인 서스테인과 굵직한 기타 리프는 후대 하드록 및 헤비메탈의 모태가 되었습니다.</w:t>
       </w:r>
     </w:p>
     <w:p>
@@ -413,7 +432,7 @@
           <w:b w:val="0"/>
           <w:sz w:val="21"/>
         </w:rPr>
-        <w:t>본 작은 1970년대 묵직한 오리지널 하드록의 거친 숨결과 1980년대 글램 메탈 및 아레나 록의 세련된 프로덕션이 절묘한 접점을 이룬 앨범입니다. 과거의 유산에 안주하지 않고 콜로세움 투어의 베이시스트였던 마크 클라크(Mark Clarke)를 영입해 3인조 파워 트리오 체제를 확립함으로써, 정통 블루스 록의 본질을 잃지 않으면서도 80년대 모던 록 사운드를 훌륭히 수용해 낸 완성도 높은 앨범으로 평가받습니다.</w:t>
+        <w:t>1970년대 아날로그 록의 순수성과 1980년대 하이테크 하드록 프로덕션의 접점에 놓인 앨범입니다. 프로토 메탈의 선구자들이 시대적 조류를 당당히 마주하며 구현한 세련된 연주 미학을 보여줍니다.</w:t>
       </w:r>
     </w:p>
     <w:p>
@@ -444,7 +463,7 @@
           <w:b w:val="0"/>
           <w:sz w:val="21"/>
         </w:rPr>
-        <w:t>MTV가 지배하고 화려한 비주얼 록이 득세하던 1985년, 산전수전을 겪은 노장 록커들이 오직 순수한 사운드와 진정성으로 정면 승부한 낭만적 기록입니다. 차가운 디지털 신디사이저의 물결 속에서도 청춘의 방황과 록에 대한 불타는 열정을 진솔하게 노래하며, 당시 록 키즈들에게 아날로그 거인들이 뿜어내는 농익은 연륜의 전율을 선사했습니다.</w:t>
+        <w:t>신디사이저와 디지털 녹음이 대두되던 1985년의 공기 속에서, 70년대 청춘을 관통했던 클래식 록의 순수한 육체성과 혼을 끝까지 지켜내고자 했던 노장들의 진심 어린 애환과 열정이 새겨져 있습니다.</w:t>
       </w:r>
     </w:p>
     <w:p>
@@ -489,7 +508,7 @@
           <w:b w:val="0"/>
           <w:sz w:val="21"/>
         </w:rPr>
-        <w:t>박진감 넘치는 기타 리프와 레슬리 웨스트의 원초적인 샤우팅이 압권인 첫 트랙 "Hard Times"를 필두로, 멜로디의 아름다움과 서정적인 록 발라드의 품격을 보여주는 "Spark", 그리고 밴드의 초기 대표작을 현대적인 에너지로 재해석하여 묵직한 그루브를 뿜어내는 "Blood of the Sun" 등은 앨범 전체를 관통하는 음악적 백미입니다.</w:t>
+        <w:t>시원한 질주감과 함께 거친 보컬의 매력을 뿜어내는 오프닝 트랙 "Hard Times", 서정적이면서도 웅장한 멜로디 라인이 돋보이는 "Spark", 그리고 정통 하드록의 직선적인 파워를 과시하는 "She Loves Her Rock (And She Loves It Hard)" 등 완성도 높은 넘버들이 고른 감동을 줍니다.</w:t>
       </w:r>
     </w:p>
     <w:p>
@@ -520,7 +539,7 @@
           <w:b w:val="0"/>
           <w:sz w:val="21"/>
         </w:rPr>
-        <w:t>이 음반의 LP는 진공관 앰프의 온기와 턴테이블의 아날로그 바늘 끝에서 비로소 제 생명력을 온전히 드러냅니다. 레슬리 웨스트가 레스폴 주니어 기타와 마샬 앰프로 빚어낸 두텁고 찌르는 듯한 오버드라이브 톤과 코키 랭의 날카롭고 육중한 스네어 타격감은 디지털 음원에서는 결코 체감할 수 없는 공간감과 물리적 진동의 희열을 안겨줍니다.</w:t>
+        <w:t>레슬리 웨스트의 깁슨 레스폴 주니어 기타와 마샬 앰프가 빚어내는 두터운 미드레인지 질감은 진공관 앰프 매칭 시 압도적인 공간감과 밀도를 형성합니다. 턴테이블 카트리지가 긁어내는 굵은 저역의 타격감을 음미할 때 최상의 감흥을 느낄 수 있습니다.</w:t>
       </w:r>
     </w:p>
     <w:p>
@@ -551,7 +570,7 @@
           <w:b w:val="0"/>
           <w:sz w:val="21"/>
         </w:rPr>
-        <w:t>마운틴의 80년대 유일한 스튜디오 음반이자, 원년 멤버들의 뜨거운 화학작용이 마지막으로 찬란하게 빛난 순간을 담은 귀중한 흑판입니다. 70년대 하드록과 80년대 메탈 사운드의 과도기적 가교를 증명하는 역사적 사료이자, LP 고유의 풍성한 질감을 사랑하는 정통 록 수집가라면 반드시 서가에 꽂아두어야 할 명반입니다.</w:t>
+        <w:t>마운틴의 후기 역사를 대변하는 기록물이자 펠릭스 파팔라디를 향한 헌정의 정서가 담긴 앨범으로, 80년대 아날로그 프레싱의 단단한 사운드를 갈망하는 LP 컬렉터들에게 매우 각별한 소장 가치를 지닙니다.</w:t>
       </w:r>
     </w:p>
     <w:p>
@@ -565,7 +584,7 @@
           <w:color w:val="4338CA"/>
           <w:sz w:val="21"/>
         </w:rPr>
-        <w:t>이 음반을 통해 세월의 풍파를 딛고 우뚝 솟은 거대한 산맥처럼, 진정한 록의 거장들이 아날로그 그루브 속에 새겨 넣은 뜨거운 영혼의 울림이 전해주는 감동을 다시 한번 경험해 보시는 것은 어떨까요?</w:t>
+        <w:t>이 음반을 통해 거친 파도 속에서도 묵묵히 자리를 지킨 거인들의 숭고한 록 스피릿과 아날로그 LP가 전해주는 감동을 다시 한번 경험해 보시는 것은 어떨까요?</w:t>
       </w:r>
     </w:p>
     <w:sectPr>
